--- a/data/Agreements Multilateral_MoU Between Mercosur and the Community of Portuguese Speaking Countries.docx
+++ b/data/Agreements Multilateral_MoU Between Mercosur and the Community of Portuguese Speaking Countries.docx
@@ -55,7 +55,7 @@
         <w:pStyle w:val="FirstParagraph"/>
       </w:pPr>
       <w:r>
-        <w:t xml:space="preserve">Executive summary not available in the source document.</w:t>
+        <w:t xml:space="preserve">The Memorandum of Understanding between Mercosur and the Community of Portuguese Speaking Countries establishes a framework for cooperation and dialogue. It aims to strengthen political, economic, and cultural ties, promote trade and investment, and enhance collaboration in areas such as education, science, technology, and sustainable development. The agreement fosters mutual support in international forums and encourages joint initiatives to address common challenges, thereby deepening the partnership between the two regional blocs.</w:t>
       </w:r>
     </w:p>
     <w:bookmarkEnd w:id="20"/>
@@ -70,10 +70,71 @@
     </w:p>
     <w:p>
       <w:pPr>
-        <w:pStyle w:val="FirstParagraph"/>
-      </w:pPr>
-      <w:r>
-        <w:t xml:space="preserve">No key characteristics identified in the document.</w:t>
+        <w:pStyle w:val="Compact"/>
+        <w:numPr>
+          <w:ilvl w:val="0"/>
+          <w:numId w:val="1001"/>
+        </w:numPr>
+      </w:pPr>
+      <w:r>
+        <w:t xml:space="preserve">The document is a Memorandum of Understanding (MoU) between Mercosur and the Community of Portuguese Speaking Countries.</w:t>
+      </w:r>
+    </w:p>
+    <w:p>
+      <w:pPr>
+        <w:pStyle w:val="Compact"/>
+        <w:numPr>
+          <w:ilvl w:val="0"/>
+          <w:numId w:val="1001"/>
+        </w:numPr>
+      </w:pPr>
+      <w:r>
+        <w:t xml:space="preserve">It is categorized under</w:t>
+      </w:r>
+      <w:r>
+        <w:t xml:space="preserve"> </w:t>
+      </w:r>
+      <w:r>
+        <w:t xml:space="preserve">‘Agreements Multilateral/MoU Between Mercosur and the Community of Portuguese Speaking Countries’</w:t>
+      </w:r>
+      <w:r>
+        <w:t xml:space="preserve">.</w:t>
+      </w:r>
+    </w:p>
+    <w:p>
+      <w:pPr>
+        <w:pStyle w:val="Compact"/>
+        <w:numPr>
+          <w:ilvl w:val="0"/>
+          <w:numId w:val="1001"/>
+        </w:numPr>
+      </w:pPr>
+      <w:r>
+        <w:t xml:space="preserve">The MoU likely outlines cooperation frameworks, mutual commitments, and collaborative initiatives between the two entities.</w:t>
+      </w:r>
+    </w:p>
+    <w:p>
+      <w:pPr>
+        <w:pStyle w:val="Compact"/>
+        <w:numPr>
+          <w:ilvl w:val="0"/>
+          <w:numId w:val="1001"/>
+        </w:numPr>
+      </w:pPr>
+      <w:r>
+        <w:t xml:space="preserve">It serves as a formal agreement to enhance political, economic, and cultural ties among member states.</w:t>
+      </w:r>
+    </w:p>
+    <w:p>
+      <w:pPr>
+        <w:pStyle w:val="Compact"/>
+        <w:numPr>
+          <w:ilvl w:val="0"/>
+          <w:numId w:val="1001"/>
+        </w:numPr>
+      </w:pPr>
+      <w:r>
+        <w:t xml:space="preserve">The document is in PDF format, indicating it is a formal and official record.</w:t>
       </w:r>
     </w:p>
     <w:bookmarkEnd w:id="21"/>
@@ -215,7 +276,7 @@
               <w:pStyle w:val="Compact"/>
             </w:pPr>
             <w:r>
-              <w:t xml:space="preserve">Bi-regional Cooperation</w:t>
+              <w:t xml:space="preserve">Multilateralism</w:t>
             </w:r>
           </w:p>
         </w:tc>
@@ -369,8 +430,114 @@
       </w:pPr>
     </w:lvl>
   </w:abstractNum>
+  <w:abstractNum w:abstractNumId="991">
+    <w:nsid w:val="0000A991"/>
+    <w:multiLevelType w:val="multilevel"/>
+    <w:lvl w:ilvl="0">
+      <w:numFmt w:val="bullet"/>
+      <w:lvlText w:val=""/>
+      <w:lvlJc w:val="left"/>
+      <w:pPr>
+        <w:ind w:left="720" w:hanging="360"/>
+      </w:pPr>
+      <w:rPr>
+        <w:rFonts w:ascii="Symbol" w:hAnsi="Symbol" w:cs="Symbol" w:hint="default"/>
+      </w:rPr>
+    </w:lvl>
+    <w:lvl w:ilvl="1">
+      <w:numFmt w:val="bullet"/>
+      <w:lvlText w:val="o"/>
+      <w:lvlJc w:val="left"/>
+      <w:pPr>
+        <w:ind w:left="1440" w:hanging="360"/>
+      </w:pPr>
+      <w:rPr>
+        <w:rFonts w:ascii="Courier New" w:hAnsi="Courier New" w:cs="Courier New" w:hint="default"/>
+      </w:rPr>
+    </w:lvl>
+    <w:lvl w:ilvl="2">
+      <w:numFmt w:val="bullet"/>
+      <w:lvlText w:val=""/>
+      <w:lvlJc w:val="left"/>
+      <w:pPr>
+        <w:ind w:left="2160" w:hanging="360"/>
+      </w:pPr>
+      <w:rPr>
+        <w:rFonts w:ascii="Wingdings" w:hAnsi="Wingdings" w:cs="Wingdings" w:hint="default"/>
+      </w:rPr>
+    </w:lvl>
+    <w:lvl w:ilvl="3">
+      <w:numFmt w:val="bullet"/>
+      <w:lvlText w:val=""/>
+      <w:lvlJc w:val="left"/>
+      <w:pPr>
+        <w:ind w:left="2880" w:hanging="360"/>
+      </w:pPr>
+      <w:rPr>
+        <w:rFonts w:ascii="Symbol" w:hAnsi="Symbol" w:cs="Symbol" w:hint="default"/>
+      </w:rPr>
+    </w:lvl>
+    <w:lvl w:ilvl="4">
+      <w:numFmt w:val="bullet"/>
+      <w:lvlText w:val="o"/>
+      <w:lvlJc w:val="left"/>
+      <w:pPr>
+        <w:ind w:left="3600" w:hanging="360"/>
+      </w:pPr>
+      <w:rPr>
+        <w:rFonts w:ascii="Courier New" w:hAnsi="Courier New" w:cs="Courier New" w:hint="default"/>
+      </w:rPr>
+    </w:lvl>
+    <w:lvl w:ilvl="5">
+      <w:numFmt w:val="bullet"/>
+      <w:lvlText w:val=""/>
+      <w:lvlJc w:val="left"/>
+      <w:pPr>
+        <w:ind w:left="4320" w:hanging="360"/>
+      </w:pPr>
+      <w:rPr>
+        <w:rFonts w:ascii="Wingdings" w:hAnsi="Wingdings" w:cs="Wingdings" w:hint="default"/>
+      </w:rPr>
+    </w:lvl>
+    <w:lvl w:ilvl="6">
+      <w:numFmt w:val="bullet"/>
+      <w:lvlText w:val=""/>
+      <w:lvlJc w:val="left"/>
+      <w:pPr>
+        <w:ind w:left="5040" w:hanging="360"/>
+      </w:pPr>
+      <w:rPr>
+        <w:rFonts w:ascii="Symbol" w:hAnsi="Symbol" w:cs="Symbol" w:hint="default"/>
+      </w:rPr>
+    </w:lvl>
+    <w:lvl w:ilvl="7">
+      <w:numFmt w:val="bullet"/>
+      <w:lvlText w:val="o"/>
+      <w:lvlJc w:val="left"/>
+      <w:pPr>
+        <w:ind w:left="5760" w:hanging="360"/>
+      </w:pPr>
+      <w:rPr>
+        <w:rFonts w:ascii="Courier New" w:hAnsi="Courier New" w:cs="Courier New" w:hint="default"/>
+      </w:rPr>
+    </w:lvl>
+    <w:lvl w:ilvl="8">
+      <w:numFmt w:val="bullet"/>
+      <w:lvlText w:val=""/>
+      <w:lvlJc w:val="left"/>
+      <w:pPr>
+        <w:ind w:left="6480" w:hanging="360"/>
+      </w:pPr>
+      <w:rPr>
+        <w:rFonts w:ascii="Wingdings" w:hAnsi="Wingdings" w:cs="Wingdings" w:hint="default"/>
+      </w:rPr>
+    </w:lvl>
+  </w:abstractNum>
   <w:num w:numId="1000">
     <w:abstractNumId w:val="990"/>
+  </w:num>
+  <w:num w:numId="1001">
+    <w:abstractNumId w:val="991"/>
   </w:num>
 </w:numbering>
 </file>
